--- a/Cover Letter - HV.docx
+++ b/Cover Letter - HV.docx
@@ -58,16 +58,25 @@
           <w:sz w:val="28"/>
           <w:szCs w:val="28"/>
         </w:rPr>
-        <w:t>Nagabhirava Hima Varsha</w:t>
-      </w:r>
-      <w:r>
-        <w:rPr>
-          <w:rFonts w:ascii="Calibri" w:hAnsi="Calibri" w:cs="Calibri"/>
+        <w:t>Gummadi Varshini</w:t>
+      </w:r>
+      <w:r>
+        <w:rPr>
+          <w:rFonts w:ascii="Calibri" w:hAnsi="Calibri" w:cs="Calibri"/>
+          <w:b/>
+          <w:bCs/>
           <w:sz w:val="28"/>
           <w:szCs w:val="28"/>
         </w:rPr>
         <w:br/>
-        <w:t>Java Full Stack Developer</w:t>
+      </w:r>
+      <w:r>
+        <w:rPr>
+          <w:rFonts w:ascii="Calibri" w:hAnsi="Calibri" w:cs="Calibri"/>
+          <w:sz w:val="28"/>
+          <w:szCs w:val="28"/>
+        </w:rPr>
+        <w:t>Junior Data Engineer</w:t>
       </w:r>
       <w:r>
         <w:rPr>
@@ -85,7 +94,7 @@
           <w:szCs w:val="28"/>
         </w:rPr>
         <w:br/>
-        <w:t>nagabhairavahima@gmail.com | +91 8019710097</w:t>
+        <w:t>varshini6120@gmail.com | +91 9908161555</w:t>
       </w:r>
     </w:p>
     <w:p>
@@ -102,30 +111,15 @@
           <w:sz w:val="28"/>
           <w:szCs w:val="28"/>
         </w:rPr>
-        <w:t>7</w:t>
-      </w:r>
-      <w:r>
-        <w:rPr>
-          <w:rFonts w:ascii="Calibri" w:hAnsi="Calibri" w:cs="Calibri"/>
-          <w:sz w:val="28"/>
-          <w:szCs w:val="28"/>
-          <w:vertAlign w:val="superscript"/>
-        </w:rPr>
-        <w:t>th</w:t>
-      </w:r>
-      <w:r>
-        <w:rPr>
-          <w:rFonts w:ascii="Calibri" w:hAnsi="Calibri" w:cs="Calibri"/>
-          <w:sz w:val="28"/>
-          <w:szCs w:val="28"/>
-        </w:rPr>
-        <w:t xml:space="preserve"> October 2025</w:t>
+        <w:t>29th May 2026</w:t>
       </w:r>
     </w:p>
     <w:p>
       <w:pPr>
         <w:rPr>
           <w:rFonts w:ascii="Calibri" w:hAnsi="Calibri" w:cs="Calibri"/>
+          <w:b/>
+          <w:bCs/>
           <w:sz w:val="28"/>
           <w:szCs w:val="28"/>
         </w:rPr>
@@ -155,7 +149,7 @@
           <w:sz w:val="28"/>
           <w:szCs w:val="28"/>
         </w:rPr>
-        <w:t>I am writing to express my interest in the Java Full Stack Developer role at your organization. As a passionate and dedicated developer with hands-on experience in building responsive web applications, I bring a strong foundation in Java, web technologies, and database management.</w:t>
+        <w:t>I am writing to express my interest in the Junior Data Engineer role at your organization. As a motivated and detail-oriented professional with hands-on experience in Azure-based data engineering, I bring a solid foundation in data integration, ETL processes, and cloud data platforms.</w:t>
       </w:r>
     </w:p>
     <w:p>
@@ -172,7 +166,25 @@
           <w:sz w:val="28"/>
           <w:szCs w:val="28"/>
         </w:rPr>
-        <w:t>During my academic journey at Chalapathi Institute of Engineering and Technology, I have developed and deployed multiple full-stack projects, including a Library Management System and an Employee Management System using technologies such as Java, Hibernate, SQL, HTML, CSS, and JavaScript. My exposure to tools like Maven and frameworks like Spring Boot has enabled me to build scalable and maintainable applications. I have also completed virtual internships with Google and AWS Academy, which enhanced my understanding of Android development, data engineering, and AI/ML concepts.</w:t>
+        <w:t xml:space="preserve">During my Bachelor of Technology in Artificial Intelligence and Machine Learning at NRI Institute of Technology, I gained practical experience through my internship at LNRS Technologies as an Azure Data Engineer Intern. I worked on building and maintaining batch data pipelines using Azure Data Factory, SQL, and Python, while ensuring data quality through validation and transformation processes. I have also developed projects such as a Sales Analytics solution using Azure Databricks and SQL, implementing Medallion Architecture for efficient data processing, and an ADF pipeline for migrating on-premises data to Azure Blob Storage. My exposure to Azure Data Lake, Blob Storage, </w:t>
+      </w:r>
+      <w:proofErr w:type="spellStart"/>
+      <w:r>
+        <w:rPr>
+          <w:rFonts w:ascii="Calibri" w:hAnsi="Calibri" w:cs="Calibri"/>
+          <w:sz w:val="28"/>
+          <w:szCs w:val="28"/>
+        </w:rPr>
+        <w:t>PySpark</w:t>
+      </w:r>
+      <w:proofErr w:type="spellEnd"/>
+      <w:r>
+        <w:rPr>
+          <w:rFonts w:ascii="Calibri" w:hAnsi="Calibri" w:cs="Calibri"/>
+          <w:sz w:val="28"/>
+          <w:szCs w:val="28"/>
+        </w:rPr>
+        <w:t>, and Power BI has strengthened my ability to handle modern data engineering workflows.</w:t>
       </w:r>
     </w:p>
     <w:p>
@@ -189,7 +201,7 @@
           <w:sz w:val="28"/>
           <w:szCs w:val="28"/>
         </w:rPr>
-        <w:t>I am confident in my ability to contribute effectively to your team, thanks to my quick learning ability, strong problem-solving skills, and commitment to delivering high-quality solutions. I am eager to apply my skills in a professional setting and grow alongside a forward-thinking organization.</w:t>
+        <w:t>I am confident in my ability to contribute effectively to your team through my strong analytical thinking, problem-solving skills, and eagerness to learn new technologies. I am passionate about data engineering and excited to apply my skills to build scalable, reliable, and impactful data solutions in a professional environment.</w:t>
       </w:r>
     </w:p>
     <w:p>
@@ -234,7 +246,7 @@
           <w:szCs w:val="28"/>
         </w:rPr>
         <w:br/>
-        <w:t>Nagabhirava Hima Varsha</w:t>
+        <w:t>Gummadi Varshini</w:t>
       </w:r>
     </w:p>
     <w:p>
